--- a/DV Memo.docx
+++ b/DV Memo.docx
@@ -3,7 +3,17 @@
 <w:document xmlns:wpc="http://schemas.microsoft.com/office/word/2010/wordprocessingCanvas" xmlns:cx="http://schemas.microsoft.com/office/drawing/2014/chartex" xmlns:cx1="http://schemas.microsoft.com/office/drawing/2015/9/8/chartex" xmlns:cx2="http://schemas.microsoft.com/office/drawing/2015/10/21/chartex" xmlns:cx3="http://schemas.microsoft.com/office/drawing/2016/5/9/chartex" xmlns:cx4="http://schemas.microsoft.com/office/drawing/2016/5/10/chartex" xmlns:cx5="http://schemas.microsoft.com/office/drawing/2016/5/11/chartex" xmlns:cx6="http://schemas.microsoft.com/office/drawing/2016/5/12/chartex" xmlns:cx7="http://schemas.microsoft.com/office/drawing/2016/5/13/chartex" xmlns:cx8="http://schemas.microsoft.com/office/drawing/2016/5/14/chartex" xmlns:mc="http://schemas.openxmlformats.org/markup-compatibility/2006" xmlns:aink="http://schemas.microsoft.com/office/drawing/2016/ink" xmlns:am3d="http://schemas.microsoft.com/office/drawing/2017/model3d" xmlns:o="urn:schemas-microsoft-com:office:office" xmlns:oel="http://schemas.microsoft.com/office/2019/extlst" xmlns:r="http://schemas.openxmlformats.org/officeDocument/2006/relationships" xmlns:m="http://schemas.openxmlformats.org/officeDocument/2006/math" xmlns:v="urn:schemas-microsoft-com:vml" xmlns:wp14="http://schemas.microsoft.com/office/word/2010/wordprocessingDrawing" xmlns:wp="http://schemas.openxmlformats.org/drawingml/2006/wordprocessingDrawing" xmlns:w10="urn:schemas-microsoft-com:office:word" xmlns:w="http://schemas.openxmlformats.org/wordprocessingml/2006/main" xmlns:w14="http://schemas.microsoft.com/office/word/2010/wordml" xmlns:w15="http://schemas.microsoft.com/office/word/2012/wordml" xmlns:w16cex="http://schemas.microsoft.com/office/word/2018/wordml/cex" xmlns:w16cid="http://schemas.microsoft.com/office/word/2016/wordml/cid" xmlns:w16="http://schemas.microsoft.com/office/word/2018/wordml" xmlns:w16du="http://schemas.microsoft.com/office/word/2023/wordml/word16du" xmlns:w16sdtdh="http://schemas.microsoft.com/office/word/2020/wordml/sdtdatahash" xmlns:w16sdtfl="http://schemas.microsoft.com/office/word/2024/wordml/sdtformatlock" xmlns:w16se="http://schemas.microsoft.com/office/word/2015/wordml/symex" xmlns:wpg="http://schemas.microsoft.com/office/word/2010/wordprocessingGroup" xmlns:wpi="http://schemas.microsoft.com/office/word/2010/wordprocessingInk" xmlns:wne="http://schemas.microsoft.com/office/word/2006/wordml" xmlns:wps="http://schemas.microsoft.com/office/word/2010/wordprocessingShape" mc:Ignorable="w14 w15 w16se w16cid w16 w16cex w16sdtdh w16sdtfl w16du wp14">
   <w:body>
     <w:p>
-      <w:r>
+      <w:pPr>
+        <w:rPr>
+          <w:b/>
+          <w:bCs/>
+        </w:rPr>
+      </w:pPr>
+      <w:r>
+        <w:rPr>
+          <w:b/>
+          <w:bCs/>
+        </w:rPr>
         <w:t>DV Memo – Symbolic Versus Substantive</w:t>
       </w:r>
     </w:p>
@@ -157,7 +167,6 @@
         <w:t xml:space="preserve">Responsiveness: does the legislator act as a bridge? Does the legislator take carceral constituent communication seriously in practice? In this case, requires being accessible. </w:t>
       </w:r>
     </w:p>
-    <w:p/>
     <w:p>
       <w:r>
         <w:t xml:space="preserve">Does epistemic inclusion presuppose that someone is already being included in representational imaginary at some level? </w:t>
@@ -252,7 +261,6 @@
         <w:t>Epistemic inclusion/exclusion would explain why the gaps between tiers exist/matter democratically</w:t>
       </w:r>
     </w:p>
-    <w:p/>
     <w:p>
       <w:r>
         <w:t>More on symbolic/substantive binary</w:t>
@@ -311,7 +319,6 @@
         </w:numPr>
       </w:pPr>
       <w:r>
-        <w:lastRenderedPageBreak/>
         <w:t>The value – for my project – of distinguishing between symbolic and substantive becomes a semi-practical distinction for measurement:</w:t>
       </w:r>
     </w:p>
@@ -348,6 +355,7 @@
         </w:numPr>
       </w:pPr>
       <w:r>
+        <w:lastRenderedPageBreak/>
         <w:t>Question of whether epistemic inclusion in discourse translates downstream to policy work</w:t>
       </w:r>
     </w:p>

--- a/DV Memo.docx
+++ b/DV Memo.docx
@@ -86,23 +86,7 @@
         <w:t xml:space="preserve">Mansbridge, Saward, and Disch </w:t>
       </w:r>
       <w:r>
-        <w:t xml:space="preserve">challenge this binary’s ontological premise: that there’s a meaningful difference between symbolic and substantive representation, and more foundationally that there is such a thing as a pre-given constituency whose </w:t>
-      </w:r>
-      <w:proofErr w:type="gramStart"/>
-      <w:r>
-        <w:t>interests</w:t>
-      </w:r>
-      <w:proofErr w:type="gramEnd"/>
-      <w:r>
-        <w:t xml:space="preserve"> representatives act on. Disch’s claim is that representatives themselves construct or mobilize constituencies into existence. </w:t>
-      </w:r>
-      <w:proofErr w:type="gramStart"/>
-      <w:r>
-        <w:t>Thus</w:t>
-      </w:r>
-      <w:proofErr w:type="gramEnd"/>
-      <w:r>
-        <w:t xml:space="preserve"> symbolic acts of invoking – for my case – carceral citizens as part of a legislator’s constituency is a performative act that constitutes their political membership, and has, as Mansbridge stresses, </w:t>
+        <w:t xml:space="preserve">challenge this binary’s ontological premise: that there’s a meaningful difference between symbolic and substantive representation, and more foundationally that there is such a thing as a pre-given constituency whose interests representatives act on. Disch’s claim is that representatives themselves construct or mobilize constituencies into existence. Thus symbolic acts of invoking – for my case – carceral citizens as part of a legislator’s constituency is a performative act that constitutes their political membership, and has, as Mansbridge stresses, </w:t>
       </w:r>
       <w:r>
         <w:rPr>
@@ -299,15 +283,7 @@
         </w:numPr>
       </w:pPr>
       <w:r>
-        <w:t>Constitutively powerful because it constructs who has political standing, may change institutional cultures and norms, and introduce new knowledge (</w:t>
-      </w:r>
-      <w:proofErr w:type="spellStart"/>
-      <w:r>
-        <w:t>ie</w:t>
-      </w:r>
-      <w:proofErr w:type="spellEnd"/>
-      <w:r>
-        <w:t>, Liz Miranda introducing to her colleagues the idea not just that some incarcerated people are eligible to vote, but that they also want to)</w:t>
+        <w:t>Constitutively powerful because it constructs who has political standing, may change institutional cultures and norms, and introduce new knowledge (ie, Liz Miranda introducing to her colleagues the idea not just that some incarcerated people are eligible to vote, but that they also want to)</w:t>
       </w:r>
     </w:p>
     <w:p>
@@ -374,6 +350,230 @@
         <w:t xml:space="preserve">is there a benefit in being able to ask: we know that CJ policy is produced. . . what do people who do CJ things say? </w:t>
       </w:r>
     </w:p>
+    <w:p/>
+    <w:p/>
+    <w:p>
+      <w:pPr>
+        <w:pStyle w:val="ListParagraph"/>
+        <w:numPr>
+          <w:ilvl w:val="0"/>
+          <w:numId w:val="3"/>
+        </w:numPr>
+      </w:pPr>
+      <w:r>
+        <w:t xml:space="preserve">For some, whether legislators organize around constituent </w:t>
+      </w:r>
+      <w:r>
+        <w:rPr>
+          <w:i/>
+          <w:iCs/>
+        </w:rPr>
+        <w:t>interests</w:t>
+      </w:r>
+      <w:r>
+        <w:t xml:space="preserve"> or </w:t>
+      </w:r>
+      <w:r>
+        <w:rPr>
+          <w:i/>
+          <w:iCs/>
+        </w:rPr>
+        <w:t>preferences</w:t>
+      </w:r>
+      <w:r>
+        <w:t xml:space="preserve"> constitute distinct approaches to representation, or is a distinction that “draws on an important difference in how one conceives of the basis of political representation” (Miler 2018 p 13). </w:t>
+      </w:r>
+    </w:p>
+    <w:p>
+      <w:pPr>
+        <w:pStyle w:val="ListParagraph"/>
+        <w:numPr>
+          <w:ilvl w:val="1"/>
+          <w:numId w:val="3"/>
+        </w:numPr>
+      </w:pPr>
+      <w:r>
+        <w:t xml:space="preserve">Pitkin (1967)charts and many other takes an avowedly interest based approach, wherein the legislator is conceived to “pursue the interest of his constituency rather than to do its bidding. . . representative owest the people “devotion to their interests” rather than ‘submission to their will” (176). </w:t>
+      </w:r>
+    </w:p>
+    <w:p>
+      <w:pPr>
+        <w:pStyle w:val="ListParagraph"/>
+        <w:numPr>
+          <w:ilvl w:val="1"/>
+          <w:numId w:val="3"/>
+        </w:numPr>
+      </w:pPr>
+      <w:r>
+        <w:t>Interests are treated as more stable, which is another justification for interest-based approach</w:t>
+      </w:r>
+    </w:p>
+    <w:p>
+      <w:pPr>
+        <w:pStyle w:val="ListParagraph"/>
+        <w:numPr>
+          <w:ilvl w:val="1"/>
+          <w:numId w:val="3"/>
+        </w:numPr>
+      </w:pPr>
+      <w:r>
+        <w:t xml:space="preserve">Pitkin (1967): “representing. . . means acting in the interest of the represented, in a manner responsive to them,” and in democratic regimes the represented constituency is “somehow logically prior; the representative must be responsive to him rather than the other way around” </w:t>
+      </w:r>
+    </w:p>
+    <w:p>
+      <w:pPr>
+        <w:pStyle w:val="ListParagraph"/>
+        <w:numPr>
+          <w:ilvl w:val="2"/>
+          <w:numId w:val="3"/>
+        </w:numPr>
+      </w:pPr>
+      <w:r>
+        <w:t xml:space="preserve">She saw empirical research as showing legislators have to respond to too much stuff for citizen preferences to be primary determinant in legislative decisions, and that constituents don’t articulate well-formed preferences that are consistently held on issues that Congress takes up, and when they do, discrete preferences do not aggregate into a single interest without actions by the representative to make that happen.  </w:t>
+      </w:r>
+    </w:p>
+    <w:p>
+      <w:pPr>
+        <w:pStyle w:val="ListParagraph"/>
+        <w:numPr>
+          <w:ilvl w:val="2"/>
+          <w:numId w:val="3"/>
+        </w:numPr>
+      </w:pPr>
+      <w:r>
+        <w:t xml:space="preserve">In her argument on how Pitkin’s theory is overlooked/misread, Disch writes: </w:t>
+      </w:r>
+    </w:p>
+    <w:p>
+      <w:pPr>
+        <w:pStyle w:val="ListParagraph"/>
+        <w:numPr>
+          <w:ilvl w:val="3"/>
+          <w:numId w:val="3"/>
+        </w:numPr>
+      </w:pPr>
+      <w:r>
+        <w:t xml:space="preserve">If representation cannot take its bearings from the imagined bedrock of constituent preferences, then how is  democratic representation possible? Pitkin argued that it isn’t—at least, not on the model of a “one-to-one,  person-to-person relationship” to which folkways and much political science scholarship remain captive.  Pitkin proposed that representative democracy should be conceived as systemic, </w:t>
+      </w:r>
+      <w:r>
+        <w:lastRenderedPageBreak/>
+        <w:t xml:space="preserve">impersonal, and  anonymous. For representation to take place, there does not need to be a meeting of the minds between  representative and constituency, nor even so much as a meeting. Provided the system is well designed, acts of  government may be democratically representative even though “many individuals, both voters and legislators,  are pursuing quite other goals.”  </w:t>
+      </w:r>
+    </w:p>
+    <w:p>
+      <w:pPr>
+        <w:pStyle w:val="ListParagraph"/>
+        <w:numPr>
+          <w:ilvl w:val="3"/>
+          <w:numId w:val="3"/>
+        </w:numPr>
+      </w:pPr>
+      <w:r>
+        <w:t>Disch here is making the case for her theory that legislators create/shape constituencies rather than the classic other way around</w:t>
+      </w:r>
+    </w:p>
+    <w:p>
+      <w:pPr>
+        <w:pStyle w:val="ListParagraph"/>
+        <w:numPr>
+          <w:ilvl w:val="3"/>
+          <w:numId w:val="3"/>
+        </w:numPr>
+      </w:pPr>
+      <w:r>
+        <w:t>Notes pitkin struggled still with responsiveness (“casts doubt on “responsiveness” as a normative ideal and operational index of democratic representation. She verges on posing my constituency paradox, that classic representation must posit as a starting point constituencies and interests that often take shape only by its means. .. recognized. . . that representation often involves acting for an “unorganized group”. . .If Frank is right, Pitkin did not intend to send theorists off on a normative quest.”)</w:t>
+      </w:r>
+    </w:p>
+    <w:p>
+      <w:pPr>
+        <w:pStyle w:val="ListParagraph"/>
+        <w:numPr>
+          <w:ilvl w:val="2"/>
+          <w:numId w:val="3"/>
+        </w:numPr>
+      </w:pPr>
+      <w:r>
+        <w:t>Then moving to Mansbridge, where anticipatory “requires representatives to represent interests and preferences that have not yet taken shape”  (40)</w:t>
+      </w:r>
+    </w:p>
+    <w:p>
+      <w:pPr>
+        <w:pStyle w:val="ListParagraph"/>
+        <w:numPr>
+          <w:ilvl w:val="3"/>
+          <w:numId w:val="3"/>
+        </w:numPr>
+      </w:pPr>
+      <w:r>
+        <w:t>Mansbridge thinks retrospective voting (similar or same to anticipatory?) can allow for a reflexive understanding of “interests’ (defined as enlightened preferences)” (Mansbridge) to enter into “what would otherwise be purely preference-oriented model of political behavior” (Mansbridge)” (41)</w:t>
+      </w:r>
+    </w:p>
+    <w:p>
+      <w:pPr>
+        <w:pStyle w:val="ListParagraph"/>
+        <w:numPr>
+          <w:ilvl w:val="3"/>
+          <w:numId w:val="3"/>
+        </w:numPr>
+      </w:pPr>
+      <w:r>
+        <w:t>Takes leave of citizen preference as bedrock, but still encourages thinking of voters as either educable or manipulable</w:t>
+      </w:r>
+    </w:p>
+    <w:p>
+      <w:pPr>
+        <w:pStyle w:val="ListParagraph"/>
+        <w:numPr>
+          <w:ilvl w:val="3"/>
+          <w:numId w:val="3"/>
+        </w:numPr>
+      </w:pPr>
+      <w:r>
+        <w:t>“Quietly amending Pitkin, [Mansbridge] argues that empirical researchers bear a normative charge to assess whether any changes they may observe in public opinion “are best described as ‘education’ or ‘manipulation.’”</w:t>
+      </w:r>
+    </w:p>
+    <w:p>
+      <w:pPr>
+        <w:pStyle w:val="ListParagraph"/>
+        <w:numPr>
+          <w:ilvl w:val="3"/>
+          <w:numId w:val="3"/>
+        </w:numPr>
+      </w:pPr>
+      <w:r>
+        <w:t xml:space="preserve">“She reduces Pitkin’s broad category of leadership to a specific activity – education – that links political representation explicitly to competence-building. Education. . .fosters autonomy. It is a “form of influence” that meets two criteria: it </w:t>
+      </w:r>
+      <w:r>
+        <w:lastRenderedPageBreak/>
+        <w:t xml:space="preserve">“works through arguments on the merits and is by definition in the recipents’ interests.” Manipulation, by contrast, is a form of coercive power” (41) done to constituents without their knowing, in a circumstance where they might have taken a different action. </w:t>
+      </w:r>
+    </w:p>
+    <w:p>
+      <w:pPr>
+        <w:pStyle w:val="ListParagraph"/>
+        <w:numPr>
+          <w:ilvl w:val="3"/>
+          <w:numId w:val="3"/>
+        </w:numPr>
+      </w:pPr>
+      <w:r>
+        <w:t xml:space="preserve">Mansbridge “concedes that “questions regarding voters’ interest, in contrast to their preferences,” do not have the character of bedrock because they are not “susceptible to certain resolution” </w:t>
+      </w:r>
+    </w:p>
+    <w:p>
+      <w:pPr>
+        <w:pStyle w:val="ListParagraph"/>
+        <w:numPr>
+          <w:ilvl w:val="4"/>
+          <w:numId w:val="3"/>
+        </w:numPr>
+      </w:pPr>
+      <w:r>
+        <w:t>Bedrock norm: predominant empirical model of democratic representation that imagines people form and fix their preferences prior to engaging with political institutions and political campaigns, allows researchers to safely rely on responsiveness as an indicator that political representation is working as it should</w:t>
+      </w:r>
+    </w:p>
+    <w:p/>
+    <w:p/>
     <w:sectPr>
       <w:pgSz w:w="12240" w:h="15840"/>
       <w:pgMar w:top="1440" w:right="1440" w:bottom="1440" w:left="1440" w:header="720" w:footer="720" w:gutter="0"/>
@@ -500,6 +700,119 @@
     </w:lvl>
   </w:abstractNum>
   <w:abstractNum w:abstractNumId="1" w15:restartNumberingAfterBreak="0">
+    <w:nsid w:val="49E10BF9"/>
+    <w:multiLevelType w:val="hybridMultilevel"/>
+    <w:tmpl w:val="FA4CDB26"/>
+    <w:lvl w:ilvl="0" w:tplc="04090001">
+      <w:start w:val="1"/>
+      <w:numFmt w:val="bullet"/>
+      <w:lvlText w:val=""/>
+      <w:lvlJc w:val="left"/>
+      <w:pPr>
+        <w:ind w:left="720" w:hanging="360"/>
+      </w:pPr>
+      <w:rPr>
+        <w:rFonts w:ascii="Symbol" w:hAnsi="Symbol" w:hint="default"/>
+      </w:rPr>
+    </w:lvl>
+    <w:lvl w:ilvl="1" w:tplc="04090003">
+      <w:start w:val="1"/>
+      <w:numFmt w:val="bullet"/>
+      <w:lvlText w:val="o"/>
+      <w:lvlJc w:val="left"/>
+      <w:pPr>
+        <w:ind w:left="1440" w:hanging="360"/>
+      </w:pPr>
+      <w:rPr>
+        <w:rFonts w:ascii="Courier New" w:hAnsi="Courier New" w:cs="Courier New" w:hint="default"/>
+      </w:rPr>
+    </w:lvl>
+    <w:lvl w:ilvl="2" w:tplc="04090005">
+      <w:start w:val="1"/>
+      <w:numFmt w:val="bullet"/>
+      <w:lvlText w:val=""/>
+      <w:lvlJc w:val="left"/>
+      <w:pPr>
+        <w:ind w:left="2160" w:hanging="360"/>
+      </w:pPr>
+      <w:rPr>
+        <w:rFonts w:ascii="Wingdings" w:hAnsi="Wingdings" w:hint="default"/>
+      </w:rPr>
+    </w:lvl>
+    <w:lvl w:ilvl="3" w:tplc="04090001">
+      <w:start w:val="1"/>
+      <w:numFmt w:val="bullet"/>
+      <w:lvlText w:val=""/>
+      <w:lvlJc w:val="left"/>
+      <w:pPr>
+        <w:ind w:left="2880" w:hanging="360"/>
+      </w:pPr>
+      <w:rPr>
+        <w:rFonts w:ascii="Symbol" w:hAnsi="Symbol" w:hint="default"/>
+      </w:rPr>
+    </w:lvl>
+    <w:lvl w:ilvl="4" w:tplc="04090003">
+      <w:start w:val="1"/>
+      <w:numFmt w:val="bullet"/>
+      <w:lvlText w:val="o"/>
+      <w:lvlJc w:val="left"/>
+      <w:pPr>
+        <w:ind w:left="3600" w:hanging="360"/>
+      </w:pPr>
+      <w:rPr>
+        <w:rFonts w:ascii="Courier New" w:hAnsi="Courier New" w:cs="Courier New" w:hint="default"/>
+      </w:rPr>
+    </w:lvl>
+    <w:lvl w:ilvl="5" w:tplc="04090005" w:tentative="1">
+      <w:start w:val="1"/>
+      <w:numFmt w:val="bullet"/>
+      <w:lvlText w:val=""/>
+      <w:lvlJc w:val="left"/>
+      <w:pPr>
+        <w:ind w:left="4320" w:hanging="360"/>
+      </w:pPr>
+      <w:rPr>
+        <w:rFonts w:ascii="Wingdings" w:hAnsi="Wingdings" w:hint="default"/>
+      </w:rPr>
+    </w:lvl>
+    <w:lvl w:ilvl="6" w:tplc="04090001" w:tentative="1">
+      <w:start w:val="1"/>
+      <w:numFmt w:val="bullet"/>
+      <w:lvlText w:val=""/>
+      <w:lvlJc w:val="left"/>
+      <w:pPr>
+        <w:ind w:left="5040" w:hanging="360"/>
+      </w:pPr>
+      <w:rPr>
+        <w:rFonts w:ascii="Symbol" w:hAnsi="Symbol" w:hint="default"/>
+      </w:rPr>
+    </w:lvl>
+    <w:lvl w:ilvl="7" w:tplc="04090003" w:tentative="1">
+      <w:start w:val="1"/>
+      <w:numFmt w:val="bullet"/>
+      <w:lvlText w:val="o"/>
+      <w:lvlJc w:val="left"/>
+      <w:pPr>
+        <w:ind w:left="5760" w:hanging="360"/>
+      </w:pPr>
+      <w:rPr>
+        <w:rFonts w:ascii="Courier New" w:hAnsi="Courier New" w:cs="Courier New" w:hint="default"/>
+      </w:rPr>
+    </w:lvl>
+    <w:lvl w:ilvl="8" w:tplc="04090005" w:tentative="1">
+      <w:start w:val="1"/>
+      <w:numFmt w:val="bullet"/>
+      <w:lvlText w:val=""/>
+      <w:lvlJc w:val="left"/>
+      <w:pPr>
+        <w:ind w:left="6480" w:hanging="360"/>
+      </w:pPr>
+      <w:rPr>
+        <w:rFonts w:ascii="Wingdings" w:hAnsi="Wingdings" w:hint="default"/>
+      </w:rPr>
+    </w:lvl>
+  </w:abstractNum>
+  <w:abstractNum w:abstractNumId="2" w15:restartNumberingAfterBreak="0">
     <w:nsid w:val="60CD63EF"/>
     <w:multiLevelType w:val="hybridMultilevel"/>
     <w:tmpl w:val="12ACBFEC"/>
@@ -613,10 +926,13 @@
     </w:lvl>
   </w:abstractNum>
   <w:num w:numId="1" w16cid:durableId="1197737399">
-    <w:abstractNumId w:val="1"/>
+    <w:abstractNumId w:val="2"/>
   </w:num>
   <w:num w:numId="2" w16cid:durableId="562448261">
     <w:abstractNumId w:val="0"/>
+  </w:num>
+  <w:num w:numId="3" w16cid:durableId="605230262">
+    <w:abstractNumId w:val="1"/>
   </w:num>
 </w:numbering>
 </file>
